--- a/تقرير_استشاري_شامل_لنظام_مصنع_السلطان.docx
+++ b/تقرير_استشاري_شامل_لنظام_مصنع_السلطان.docx
@@ -3056,6 +3056,36 @@
           <w:rFonts w:ascii="Arial" w:hAnsi="Arial" w:eastAsia="Arial"/>
           <w:sz w:val="20"/>
         </w:rPr>
+        <w:t>الرابط صالح لمدة 7 أيام، ويظهر تاريخ الانتهاء داخل بطاقة الطلب.</w:t>
+      </w:r>
+    </w:p>
+    <w:p>
+      <w:pPr>
+        <w:pStyle w:val="ListBullet"/>
+        <w:spacing w:after="40"/>
+        <w:jc w:val="right"/>
+        <w:bidi/>
+      </w:pPr>
+      <w:r>
+        <w:rPr>
+          <w:rFonts w:ascii="Arial" w:hAnsi="Arial" w:eastAsia="Arial"/>
+          <w:sz w:val="20"/>
+        </w:rPr>
+        <w:t>يمكن للأدمن أو مقدم الطلب إبطال الرابط فوراً؛ الرابط المبطل أو المنتهي يرفض من الخادم، ويمكن إنشاء رابط جديد عند الحاجة.</w:t>
+      </w:r>
+    </w:p>
+    <w:p>
+      <w:pPr>
+        <w:pStyle w:val="ListBullet"/>
+        <w:spacing w:after="40"/>
+        <w:jc w:val="right"/>
+        <w:bidi/>
+      </w:pPr>
+      <w:r>
+        <w:rPr>
+          <w:rFonts w:ascii="Arial" w:hAnsi="Arial" w:eastAsia="Arial"/>
+          <w:sz w:val="20"/>
+        </w:rPr>
         <w:t>الحفظ النهائي بعد الموافقة هو النقطة التي تسمح بمتابعة الطلب إلى الإنتاج.</w:t>
       </w:r>
     </w:p>
@@ -4064,7 +4094,32 @@
           <w:rFonts w:ascii="Arial" w:hAnsi="Arial" w:eastAsia="Arial"/>
           <w:sz w:val="21"/>
         </w:rPr>
-        <w:t>قوالب الطباعة مصممة لتكون نصوصاً وجداول حقيقية وليست لقطة شاشة؛ التقارير الطويلة تستخدم العرض الأفقي أو ضغط الحقول في نفس الخلية مع عناوين عريضة لتقليل عدد الصفحات دون حذف البيانات.</w:t>
+        <w:t>قوالب الطباعة مصممة لتكون نصوصاً وجداول حقيقية وليست لقطة شاشة؛ التقارير الطويلة تستخدم العرض الأفقي أو ضغط الحقول في نفس الخلية مع عناوين عريضة لتقليل عدد الصفحات دون حذف البيانات. التقرير الشهري لطلبات التصنيع يمكن تصديره من شاشة الطلبات إلى Excel بصيغة جدول قابلة للفرز، أو إلى PDF عبر نافذة طباعة مستقلة.</w:t>
+      </w:r>
+    </w:p>
+    <w:p>
+      <w:pPr>
+        <w:pStyle w:val="Heading2"/>
+        <w:spacing w:before="180" w:after="100"/>
+        <w:jc w:val="right"/>
+        <w:bidi/>
+      </w:pPr>
+      <w:r>
+        <w:t>لوحة مؤشرات أسباب التعثر</w:t>
+      </w:r>
+    </w:p>
+    <w:p>
+      <w:pPr>
+        <w:spacing w:after="100" w:line="283" w:lineRule="auto"/>
+        <w:jc w:val="right"/>
+        <w:bidi/>
+      </w:pPr>
+      <w:r>
+        <w:rPr>
+          <w:rFonts w:ascii="Arial" w:hAnsi="Arial" w:eastAsia="Arial"/>
+          <w:sz w:val="21"/>
+        </w:rPr>
+        <w:t>تظهر في التقرير الشهري لمجلس الإدارة بطاقة مستقلة لطلبات التصنيع: إجمالي الطلبات، تم الإنتاج، لم يتم الإنتاج، لم تسجل النتيجة، نسبة كل حالة من الإجمالي، ثم أكثر أسباب عدم الإنتاج مع عدد الطلبات ونسبة السبب من الطلبات غير المنتجة. وتدرج هذه المؤشرات أيضاً في ملف PDF الشهري المصدّر.</w:t>
       </w:r>
     </w:p>
     <w:p>
@@ -5454,7 +5509,7 @@
           <w:rFonts w:ascii="Arial" w:hAnsi="Arial" w:eastAsia="Arial"/>
           <w:sz w:val="21"/>
         </w:rPr>
-        <w:t>تم تشغيل TypeScript واختبارات التعديلات الجديدة بنجاح: 12 اختباراً مستهدفاً. كما نجح البناء الإنتاجي وفحص git diff. يجب إعادة تشغيل مجموعة الاختبارات الكاملة بعد أي تعديل لاحق على مسار التصنيع أو الاستلام والتسليم.</w:t>
+        <w:t>تم تشغيل TypeScript واختبارات التعديلات الجديدة بنجاح: 15 اختباراً مستهدفاً. كما نجح البناء الإنتاجي وفحص git diff. يجب إعادة تشغيل مجموعة الاختبارات الكاملة بعد أي تعديل لاحق على مسار التصنيع أو الاستلام والتسليم أو الصادرات العامة.</w:t>
       </w:r>
     </w:p>
     <w:tbl>

--- a/تقرير_استشاري_شامل_لنظام_مصنع_السلطان.docx
+++ b/تقرير_استشاري_شامل_لنظام_مصنع_السلطان.docx
@@ -3097,6 +3097,152 @@
         <w:bidi/>
       </w:pPr>
       <w:r>
+        <w:t>سياسة مدد الخدمة والتصعيد</w:t>
+      </w:r>
+    </w:p>
+    <w:p>
+      <w:pPr>
+        <w:pStyle w:val="ListBullet"/>
+        <w:spacing w:after="40"/>
+        <w:jc w:val="right"/>
+        <w:bidi/>
+      </w:pPr>
+      <w:r>
+        <w:rPr>
+          <w:rFonts w:ascii="Arial" w:hAnsi="Arial" w:eastAsia="Arial"/>
+          <w:sz w:val="20"/>
+        </w:rPr>
+        <w:t>استقبال طلب العميل عبر خدمة العملاء: 4 ساعات عمل.</w:t>
+      </w:r>
+    </w:p>
+    <w:p>
+      <w:pPr>
+        <w:pStyle w:val="ListBullet"/>
+        <w:spacing w:after="40"/>
+        <w:jc w:val="right"/>
+        <w:bidi/>
+      </w:pPr>
+      <w:r>
+        <w:rPr>
+          <w:rFonts w:ascii="Arial" w:hAnsi="Arial" w:eastAsia="Arial"/>
+          <w:sz w:val="20"/>
+        </w:rPr>
+        <w:t>تعبئة نموذج طلب العينة وإرساله: خلال ساعتين عمل من استقبال الطلب.</w:t>
+      </w:r>
+    </w:p>
+    <w:p>
+      <w:pPr>
+        <w:pStyle w:val="ListBullet"/>
+        <w:spacing w:after="40"/>
+        <w:jc w:val="right"/>
+        <w:bidi/>
+      </w:pPr>
+      <w:r>
+        <w:rPr>
+          <w:rFonts w:ascii="Arial" w:hAnsi="Arial" w:eastAsia="Arial"/>
+          <w:sz w:val="20"/>
+        </w:rPr>
+        <w:t>إصدار العينة والإنتاج مع الكوستين بواسطة مدير الإنتاج: 3 أيام عمل.</w:t>
+      </w:r>
+    </w:p>
+    <w:p>
+      <w:pPr>
+        <w:pStyle w:val="ListBullet"/>
+        <w:spacing w:after="40"/>
+        <w:jc w:val="right"/>
+        <w:bidi/>
+      </w:pPr>
+      <w:r>
+        <w:rPr>
+          <w:rFonts w:ascii="Arial" w:hAnsi="Arial" w:eastAsia="Arial"/>
+          <w:sz w:val="20"/>
+        </w:rPr>
+        <w:t>إرسال العينة للعميل للاعتماد: عبر رابط اعتماد عام محمي ومؤرخ.</w:t>
+      </w:r>
+    </w:p>
+    <w:p>
+      <w:pPr>
+        <w:pStyle w:val="ListBullet"/>
+        <w:spacing w:after="40"/>
+        <w:jc w:val="right"/>
+        <w:bidi/>
+      </w:pPr>
+      <w:r>
+        <w:rPr>
+          <w:rFonts w:ascii="Arial" w:hAnsi="Arial" w:eastAsia="Arial"/>
+          <w:sz w:val="20"/>
+        </w:rPr>
+        <w:t>اعتماد العميل أو إرسال ملاحظاته: يوم عمل واحد كحد أقصى.</w:t>
+      </w:r>
+    </w:p>
+    <w:p>
+      <w:pPr>
+        <w:pStyle w:val="ListBullet"/>
+        <w:spacing w:after="40"/>
+        <w:jc w:val="right"/>
+        <w:bidi/>
+      </w:pPr>
+      <w:r>
+        <w:rPr>
+          <w:rFonts w:ascii="Arial" w:hAnsi="Arial" w:eastAsia="Arial"/>
+          <w:sz w:val="20"/>
+        </w:rPr>
+        <w:t>معالجة ملاحظات العميل بواسطة مدير الإنتاج وخدمة العملاء: يوم عمل واحد.</w:t>
+      </w:r>
+    </w:p>
+    <w:p>
+      <w:pPr>
+        <w:pStyle w:val="ListBullet"/>
+        <w:spacing w:after="40"/>
+        <w:jc w:val="right"/>
+        <w:bidi/>
+      </w:pPr>
+      <w:r>
+        <w:rPr>
+          <w:rFonts w:ascii="Arial" w:hAnsi="Arial" w:eastAsia="Arial"/>
+          <w:sz w:val="20"/>
+        </w:rPr>
+        <w:t>التنفيذ بعد اعتماد العينة: من 5 إلى 20 يوم عمل؛ يسجل النظام تاريخ الاستحقاق المبكر والأقصى.</w:t>
+      </w:r>
+    </w:p>
+    <w:p>
+      <w:pPr>
+        <w:pStyle w:val="ListBullet"/>
+        <w:spacing w:after="40"/>
+        <w:jc w:val="right"/>
+        <w:bidi/>
+      </w:pPr>
+      <w:r>
+        <w:rPr>
+          <w:rFonts w:ascii="Arial" w:hAnsi="Arial" w:eastAsia="Arial"/>
+          <w:sz w:val="20"/>
+        </w:rPr>
+        <w:t>العقوبات الإدارية حسب السياسة: إنذار أول، ثم خصم 200 ريال في المرة الثانية، وتحمل الموظف المسؤول تعويضات العميل عند إنتاج بضاعة غير مطابقة، وفق اعتماد الإدارة واللوائح المعتمدة.</w:t>
+      </w:r>
+    </w:p>
+    <w:p>
+      <w:pPr>
+        <w:pStyle w:val="ListBullet"/>
+        <w:spacing w:after="40"/>
+        <w:jc w:val="right"/>
+        <w:bidi/>
+      </w:pPr>
+      <w:r>
+        <w:rPr>
+          <w:rFonts w:ascii="Arial" w:hAnsi="Arial" w:eastAsia="Arial"/>
+          <w:sz w:val="20"/>
+        </w:rPr>
+        <w:t>تستخدم أيام العمل السعودية (الأحد إلى الخميس) في حساب المواعيد، وتظهر المواعيد داخل بطاقة الطلب للتصعيد والمتابعة.</w:t>
+      </w:r>
+    </w:p>
+    <w:p>
+      <w:pPr>
+        <w:pStyle w:val="Heading2"/>
+        <w:spacing w:before="180" w:after="100"/>
+        <w:jc w:val="right"/>
+        <w:bidi/>
+      </w:pPr>
+      <w:r>
         <w:t>طلب تصنيع منتج</w:t>
       </w:r>
     </w:p>
@@ -4119,7 +4265,7 @@
           <w:rFonts w:ascii="Arial" w:hAnsi="Arial" w:eastAsia="Arial"/>
           <w:sz w:val="21"/>
         </w:rPr>
-        <w:t>تظهر في التقرير الشهري لمجلس الإدارة بطاقة مستقلة لطلبات التصنيع: إجمالي الطلبات، تم الإنتاج، لم يتم الإنتاج، لم تسجل النتيجة، نسبة كل حالة من الإجمالي، ثم أكثر أسباب عدم الإنتاج مع عدد الطلبات ونسبة السبب من الطلبات غير المنتجة. وتدرج هذه المؤشرات أيضاً في ملف PDF الشهري المصدّر.</w:t>
+        <w:t>تظهر في التقرير الشهري لمجلس الإدارة بطاقة مستقلة لطلبات التصنيع: إجمالي الطلبات، تم الإنتاج، لم يتم الإنتاج، لم تسجل النتيجة، نسبة كل حالة من الإجمالي، ثم أكثر أسباب عدم الإنتاج مع عدد الطلبات ونسبة السبب من الطلبات غير المنتجة. ويقارن النظام تلقائياً الشهر الحالي بالشهر السابق في عدد المنتج وغير المنتج، وتدرج هذه المؤشرات أيضاً في ملف PDF الشهري المصدّر.</w:t>
       </w:r>
     </w:p>
     <w:p>
@@ -6009,7 +6155,7 @@
                 <w:color w:val="1F2937"/>
                 <w:sz w:val="17"/>
               </w:rPr>
-              <w:t>إمكانية إبطال الرابط أو تحديد مدة صلاحية مستقبلية إذا تطلبت سياسة الشركة ذلك.</w:t>
+              <w:t>مدة الرابط 7 أيام عمل، مع إبطال فوري وإصدار رابط جديد عند الحاجة.</w:t>
             </w:r>
           </w:p>
         </w:tc>

--- a/تقرير_استشاري_شامل_لنظام_مصنع_السلطان.docx
+++ b/تقرير_استشاري_شامل_لنظام_مصنع_السلطان.docx
@@ -3243,6 +3243,92 @@
         <w:bidi/>
       </w:pPr>
       <w:r>
+        <w:t>التنبيهات والالتزام والعقوبات</w:t>
+      </w:r>
+    </w:p>
+    <w:p>
+      <w:pPr>
+        <w:pStyle w:val="ListBullet"/>
+        <w:spacing w:after="40"/>
+        <w:jc w:val="right"/>
+        <w:bidi/>
+      </w:pPr>
+      <w:r>
+        <w:rPr>
+          <w:rFonts w:ascii="Arial" w:hAnsi="Arial" w:eastAsia="Arial"/>
+          <w:sz w:val="20"/>
+        </w:rPr>
+        <w:t>عند فتح قائمة طلبات العينات يفحص الخادم المواعيد المسجلة آلياً.</w:t>
+      </w:r>
+    </w:p>
+    <w:p>
+      <w:pPr>
+        <w:pStyle w:val="ListBullet"/>
+        <w:spacing w:after="40"/>
+        <w:jc w:val="right"/>
+        <w:bidi/>
+      </w:pPr>
+      <w:r>
+        <w:rPr>
+          <w:rFonts w:ascii="Arial" w:hAnsi="Arial" w:eastAsia="Arial"/>
+          <w:sz w:val="20"/>
+        </w:rPr>
+        <w:t>يرسل تنبيهاً تحذيرياً قبل الموعد بأقل من 24 ساعة وتنبيهاً حرجاً بعد التجاوز، مع مفتاح يمنع تكرار التنبيه نفسه.</w:t>
+      </w:r>
+    </w:p>
+    <w:p>
+      <w:pPr>
+        <w:pStyle w:val="ListBullet"/>
+        <w:spacing w:after="40"/>
+        <w:jc w:val="right"/>
+        <w:bidi/>
+      </w:pPr>
+      <w:r>
+        <w:rPr>
+          <w:rFonts w:ascii="Arial" w:hAnsi="Arial" w:eastAsia="Arial"/>
+          <w:sz w:val="20"/>
+        </w:rPr>
+        <w:t>تقرير الالتزام يعرض الإجمالي، المنجز في الموعد، المتأخر، ونسبة الالتزام حسب القسم والموظف مع تحديد الشهر.</w:t>
+      </w:r>
+    </w:p>
+    <w:p>
+      <w:pPr>
+        <w:pStyle w:val="ListBullet"/>
+        <w:spacing w:after="40"/>
+        <w:jc w:val="right"/>
+        <w:bidi/>
+      </w:pPr>
+      <w:r>
+        <w:rPr>
+          <w:rFonts w:ascii="Arial" w:hAnsi="Arial" w:eastAsia="Arial"/>
+          <w:sz w:val="20"/>
+        </w:rPr>
+        <w:t>سجل العقوبات مرتبط بطلب العينة والموظف، ويدعم الإنذار، خصم الراتب، وتعويض العميل، مع السبب والإجراء التصحيحي والحالة.</w:t>
+      </w:r>
+    </w:p>
+    <w:p>
+      <w:pPr>
+        <w:pStyle w:val="ListBullet"/>
+        <w:spacing w:after="40"/>
+        <w:jc w:val="right"/>
+        <w:bidi/>
+      </w:pPr>
+      <w:r>
+        <w:rPr>
+          <w:rFonts w:ascii="Arial" w:hAnsi="Arial" w:eastAsia="Arial"/>
+          <w:sz w:val="20"/>
+        </w:rPr>
+        <w:t>للمدير العام صلاحية إضافة وتعديل وحذف سجل الإجراء الجزائي، مع حفظ الأثر في التنبيه المرتبط بالموظف.</w:t>
+      </w:r>
+    </w:p>
+    <w:p>
+      <w:pPr>
+        <w:pStyle w:val="Heading2"/>
+        <w:spacing w:before="180" w:after="100"/>
+        <w:jc w:val="right"/>
+        <w:bidi/>
+      </w:pPr>
+      <w:r>
         <w:t>طلب تصنيع منتج</w:t>
       </w:r>
     </w:p>
@@ -4266,6 +4352,20 @@
           <w:sz w:val="21"/>
         </w:rPr>
         <w:t>تظهر في التقرير الشهري لمجلس الإدارة بطاقة مستقلة لطلبات التصنيع: إجمالي الطلبات، تم الإنتاج، لم يتم الإنتاج، لم تسجل النتيجة، نسبة كل حالة من الإجمالي، ثم أكثر أسباب عدم الإنتاج مع عدد الطلبات ونسبة السبب من الطلبات غير المنتجة. ويقارن النظام تلقائياً الشهر الحالي بالشهر السابق في عدد المنتج وغير المنتج، وتدرج هذه المؤشرات أيضاً في ملف PDF الشهري المصدّر.</w:t>
+      </w:r>
+    </w:p>
+    <w:p>
+      <w:pPr>
+        <w:spacing w:after="100" w:line="283" w:lineRule="auto"/>
+        <w:jc w:val="right"/>
+        <w:bidi/>
+      </w:pPr>
+      <w:r>
+        <w:rPr>
+          <w:rFonts w:ascii="Arial" w:hAnsi="Arial" w:eastAsia="Arial"/>
+          <w:sz w:val="21"/>
+        </w:rPr>
+        <w:t>أضيفت شاشة مستقلة للالتزام الزمني والإجراءات تتيح تحديث شهر التقرير، مراجعة الالتزام حسب القسم والموظف، وتسجيل الإجراءات الجزائية وتعديلها وحذفها وفق الصلاحيات.</w:t>
       </w:r>
     </w:p>
     <w:p>

--- a/تقرير_استشاري_شامل_لنظام_مصنع_السلطان.docx
+++ b/تقرير_استشاري_شامل_لنظام_مصنع_السلطان.docx
@@ -3323,6 +3323,36 @@
     </w:p>
     <w:p>
       <w:pPr>
+        <w:pStyle w:val="ListBullet"/>
+        <w:spacing w:after="40"/>
+        <w:jc w:val="right"/>
+        <w:bidi/>
+      </w:pPr>
+      <w:r>
+        <w:rPr>
+          <w:rFonts w:ascii="Arial" w:hAnsi="Arial" w:eastAsia="Arial"/>
+          <w:sz w:val="20"/>
+        </w:rPr>
+        <w:t>اعتماد الجزاء إلكترونياً إلزامي قبل التفعيل: ينشأ السجل بحالة بانتظار الاعتماد، ثم يقرر المدير الاعتماد أو الرفض مع ملاحظة اختيارية، ويسجل النظام هوية المعتمد وتاريخ القرار. لا يرسل تنبيه الجزاء للموظف ولا يفعّل الإجراء المالي قبل الاعتماد.</w:t>
+      </w:r>
+    </w:p>
+    <w:p>
+      <w:pPr>
+        <w:pStyle w:val="ListBullet"/>
+        <w:spacing w:after="40"/>
+        <w:jc w:val="right"/>
+        <w:bidi/>
+      </w:pPr>
+      <w:r>
+        <w:rPr>
+          <w:rFonts w:ascii="Arial" w:hAnsi="Arial" w:eastAsia="Arial"/>
+          <w:sz w:val="20"/>
+        </w:rPr>
+        <w:t>عند تعديل جزاء معتمد يعود إلى حالة بانتظار الاعتماد، وتظهر أزرار الاعتماد أو الرفض للمدير، مع تصدير سجل الالتزام والجزاءات إلى Excel وPDF.</w:t>
+      </w:r>
+    </w:p>
+    <w:p>
+      <w:pPr>
         <w:pStyle w:val="Heading2"/>
         <w:spacing w:before="180" w:after="100"/>
         <w:jc w:val="right"/>
@@ -4365,7 +4395,7 @@
           <w:rFonts w:ascii="Arial" w:hAnsi="Arial" w:eastAsia="Arial"/>
           <w:sz w:val="21"/>
         </w:rPr>
-        <w:t>أضيفت شاشة مستقلة للالتزام الزمني والإجراءات تتيح تحديث شهر التقرير، مراجعة الالتزام حسب القسم والموظف، وتسجيل الإجراءات الجزائية وتعديلها وحذفها وفق الصلاحيات.</w:t>
+        <w:t>أضيفت شاشة مستقلة للالتزام الزمني والإجراءات تتيح تحديث شهر التقرير، مراجعة الالتزام حسب القسم والموظف، وتسجيل الإجراءات الجزائية وتعديلها وحذفها وفق الصلاحيات. كما تعرض حالة اعتماد كل جزاء وتوفر تصدير التقرير إلى Excel وPDF، مع منع التفعيل قبل اعتماد المدير.</w:t>
       </w:r>
     </w:p>
     <w:p>
@@ -4644,7 +4674,7 @@
                 <w:color w:val="1F2937"/>
                 <w:sz w:val="17"/>
               </w:rPr>
-              <w:t>تنبيهات مرتبطة بالمخزون، نتيجة العينة، اعتماد الطلب، انخفاض الرصيد، والكميات المتبقية.</w:t>
+              <w:t>تنبيهات مرتبطة بالمخزون، نتيجة العينة، اعتماد الطلب، انخفاض الرصيد، والكميات المتبقية، مع منع تكرار تنبيهات المهل.</w:t>
             </w:r>
           </w:p>
         </w:tc>
@@ -5676,7 +5706,7 @@
                 <w:color w:val="1F2937"/>
                 <w:sz w:val="17"/>
               </w:rPr>
-              <w:t>الرابط العام، الموافقة والرفض، سبب الرفض، المرفقات، نتيجة الإنتاج، سبب عدم الإنتاج، الفلتر والتقرير الشهري.</w:t>
+              <w:t>الرابط العام، الموافقة والرفض، سبب الرفض، المرفقات، نتيجة الإنتاج، سبب عدم الإنتاج، الفلتر والتقرير الشهري، المهل والتنبيهات والعقوبات واعتماد المدير.</w:t>
             </w:r>
           </w:p>
         </w:tc>
@@ -5722,7 +5752,7 @@
                 <w:color w:val="1F2937"/>
                 <w:sz w:val="17"/>
               </w:rPr>
-              <w:t>النطاق الزمني، الأقسام، الصفحة الواحدة، العربية، والتصدير.</w:t>
+              <w:t>النطاق الزمني، الأقسام، الصفحة الواحدة، العربية، والتصدير إلى Excel وPDF.</w:t>
             </w:r>
           </w:p>
         </w:tc>
@@ -5755,7 +5785,7 @@
           <w:rFonts w:ascii="Arial" w:hAnsi="Arial" w:eastAsia="Arial"/>
           <w:sz w:val="21"/>
         </w:rPr>
-        <w:t>تم تشغيل TypeScript واختبارات التعديلات الجديدة بنجاح: 15 اختباراً مستهدفاً. كما نجح البناء الإنتاجي وفحص git diff. يجب إعادة تشغيل مجموعة الاختبارات الكاملة بعد أي تعديل لاحق على مسار التصنيع أو الاستلام والتسليم أو الصادرات العامة.</w:t>
+        <w:t>نتيجة آخر تحقق: TypeScript ناجح، الاختبار المستهدف لمسار العينات والالتزام 6/6، مجموعة الاختبارات الكاملة 236/236 عبر 42 ملف اختبار، البناء الإنتاجي ناجح، وفحص git diff --check ناجح. شملت عملية التحقق اعتماد المدير، منع تفعيل الجزاء قبل الاعتماد، التصدير، وسلامة الوظائف السابقة.</w:t>
       </w:r>
     </w:p>
     <w:tbl>
@@ -6260,6 +6290,54 @@
           </w:p>
         </w:tc>
       </w:tr>
+      <w:tr>
+        <w:tc>
+          <w:tcPr>
+            <w:tcW w:type="dxa" w:w="2592"/>
+            <w:vAlign w:val="center"/>
+            <w:shd w:fill="F1F5F9"/>
+          </w:tcPr>
+          <w:p>
+            <w:pPr>
+              <w:spacing w:after="0" w:line="252" w:lineRule="auto"/>
+              <w:jc w:val="right"/>
+            </w:pPr>
+            <w:r/>
+            <w:r>
+              <w:rPr>
+                <w:rFonts w:ascii="Arial" w:hAnsi="Arial" w:eastAsia="Arial"/>
+                <w:b w:val="0"/>
+                <w:color w:val="1F2937"/>
+                <w:sz w:val="17"/>
+              </w:rPr>
+              <w:t>تفعيل جزاء دون مراجعة</w:t>
+            </w:r>
+          </w:p>
+        </w:tc>
+        <w:tc>
+          <w:tcPr>
+            <w:tcW w:type="dxa" w:w="7056"/>
+            <w:vAlign w:val="center"/>
+            <w:shd w:fill="F1F5F9"/>
+          </w:tcPr>
+          <w:p>
+            <w:pPr>
+              <w:spacing w:after="0" w:line="252" w:lineRule="auto"/>
+              <w:jc w:val="right"/>
+            </w:pPr>
+            <w:r/>
+            <w:r>
+              <w:rPr>
+                <w:rFonts w:ascii="Arial" w:hAnsi="Arial" w:eastAsia="Arial"/>
+                <w:b w:val="0"/>
+                <w:color w:val="1F2937"/>
+                <w:sz w:val="17"/>
+              </w:rPr>
+              <w:t>حالة معلقة واعتماد مدير إلكتروني قبل إرسال التنبيه أو تنفيذ الخصم، مع سجل هوية ووقت وملاحظة القرار.</w:t>
+            </w:r>
+          </w:p>
+        </w:tc>
+      </w:tr>
     </w:tbl>
     <w:p>
       <w:pPr>
